--- a/file/master-resume.docx
+++ b/file/master-resume.docx
@@ -10,6 +10,7 @@
           <w:numId w:val="0"/>
         </w:numPr>
         <w:spacing w:lineRule="auto" w:line="240" w:beforeAutospacing="1" w:afterAutospacing="1"/>
+        <w:ind w:hanging="0" w:left="0"/>
         <w:outlineLvl w:val="0"/>
         <w:rPr>
           <w:rFonts w:ascii="Times New Roman" w:hAnsi="Times New Roman" w:eastAsia="Times New Roman" w:cs="Times New Roman"/>
@@ -21,8 +22,6 @@
           <w14:ligatures w14:val="none"/>
         </w:rPr>
       </w:pPr>
-      <w:bookmarkStart w:id="0" w:name="OLE_LINK5"/>
-      <w:bookmarkStart w:id="1" w:name="OLE_LINK1"/>
       <w:r>
         <w:rPr>
           <w:rFonts w:eastAsia="Times New Roman" w:cs="Times New Roman" w:ascii="Times New Roman" w:hAnsi="Times New Roman"/>
@@ -33,7 +32,7 @@
           <w:szCs w:val="48"/>
           <w14:ligatures w14:val="none"/>
         </w:rPr>
-        <w:t>Chelsea Francisca Irish</w:t>
+        <w:t>Chelsea Irish</w:t>
       </w:r>
     </w:p>
     <w:p>
@@ -51,23 +50,7 @@
           <w:sz w:val="28"/>
           <w:szCs w:val="28"/>
         </w:rPr>
-        <w:t xml:space="preserve">Titusville, Florida | </w:t>
-      </w:r>
-      <w:r>
-        <w:rPr>
-          <w:rFonts w:eastAsia="Times New Roman"/>
-          <w:sz w:val="28"/>
-          <w:szCs w:val="28"/>
-        </w:rPr>
-        <w:t>contact@chelseairish</w:t>
-      </w:r>
-      <w:r>
-        <w:rPr>
-          <w:rFonts w:eastAsia="Times New Roman"/>
-          <w:sz w:val="28"/>
-          <w:szCs w:val="28"/>
-        </w:rPr>
-        <w:t>.com</w:t>
+        <w:t>Titusville, Florida | contact@chelseairish.com</w:t>
       </w:r>
     </w:p>
     <w:p>
@@ -84,7 +67,7 @@
           <w14:ligatures w14:val="none"/>
         </w:rPr>
       </w:pPr>
-      <w:bookmarkStart w:id="2" w:name="OLE_LINK2"/>
+      <w:bookmarkStart w:id="0" w:name="OLE_LINK2"/>
       <w:r>
         <w:rPr>
           <w:rFonts w:eastAsia="Times New Roman" w:cs="Times New Roman" w:ascii="Times New Roman" w:hAnsi="Times New Roman"/>
@@ -97,7 +80,7 @@
         </w:rPr>
         <w:t>Summary</w:t>
       </w:r>
-      <w:bookmarkEnd w:id="2"/>
+      <w:bookmarkEnd w:id="0"/>
     </w:p>
     <w:p>
       <w:pPr>
@@ -855,7 +838,7 @@
           <w14:ligatures w14:val="none"/>
         </w:rPr>
       </w:pPr>
-      <w:bookmarkStart w:id="3" w:name="OLE_LINK3"/>
+      <w:bookmarkStart w:id="1" w:name="OLE_LINK3"/>
       <w:r>
         <w:rPr>
           <w:rFonts w:eastAsia="Times New Roman" w:cs="Times New Roman" w:ascii="Times New Roman" w:hAnsi="Times New Roman"/>
@@ -907,21 +890,20 @@
         </w:rPr>
         <w:t>Various Roles</w:t>
       </w:r>
-      <w:bookmarkEnd w:id="3"/>
-    </w:p>
-    <w:p>
-      <w:pPr>
-        <w:pStyle w:val="Normal"/>
-        <w:spacing w:lineRule="auto" w:line="240" w:before="0" w:after="0"/>
-        <w:rPr>
-          <w:rFonts w:ascii="Times New Roman" w:hAnsi="Times New Roman" w:eastAsia="Times New Roman" w:cs="Times New Roman"/>
-          <w:b/>
-          <w:bCs/>
-          <w:kern w:val="0"/>
-          <w14:ligatures w14:val="none"/>
-        </w:rPr>
-      </w:pPr>
-      <w:bookmarkStart w:id="4" w:name="OLE_LINK4"/>
+      <w:bookmarkEnd w:id="1"/>
+    </w:p>
+    <w:p>
+      <w:pPr>
+        <w:pStyle w:val="Normal"/>
+        <w:spacing w:lineRule="auto" w:line="240" w:before="0" w:after="0"/>
+        <w:rPr>
+          <w:rFonts w:ascii="Times New Roman" w:hAnsi="Times New Roman" w:eastAsia="Times New Roman" w:cs="Times New Roman"/>
+          <w:b/>
+          <w:bCs/>
+          <w:kern w:val="0"/>
+          <w14:ligatures w14:val="none"/>
+        </w:rPr>
+      </w:pPr>
       <w:r>
         <w:rPr>
           <w:rFonts w:eastAsia="Times New Roman" w:cs="Times New Roman" w:ascii="Times New Roman" w:hAnsi="Times New Roman"/>
@@ -948,7 +930,7 @@
           <w14:ligatures w14:val="none"/>
         </w:rPr>
       </w:pPr>
-      <w:bookmarkStart w:id="5" w:name="OLE_LINK4"/>
+      <w:bookmarkStart w:id="2" w:name="OLE_LINK4"/>
       <w:r>
         <w:rPr>
           <w:rFonts w:eastAsia="Times New Roman" w:cs="Times New Roman" w:ascii="Times New Roman" w:hAnsi="Times New Roman"/>
@@ -957,7 +939,7 @@
         </w:rPr>
         <w:t>Successfully completed and passed a high-stress Korean Language Course, graduating with an AA degree from the Community College of the Air Force (CCAF).</w:t>
       </w:r>
-      <w:bookmarkEnd w:id="5"/>
+      <w:bookmarkEnd w:id="2"/>
     </w:p>
     <w:p>
       <w:pPr>
@@ -1014,6 +996,7 @@
           <w:numId w:val="0"/>
         </w:numPr>
         <w:spacing w:lineRule="auto" w:line="240" w:beforeAutospacing="1" w:afterAutospacing="1"/>
+        <w:ind w:hanging="0" w:left="0"/>
         <w:outlineLvl w:val="3"/>
         <w:rPr>
           <w:rFonts w:ascii="Times New Roman" w:hAnsi="Times New Roman" w:eastAsia="Times New Roman" w:cs="Times New Roman"/>
@@ -1111,6 +1094,7 @@
           <w:numId w:val="0"/>
         </w:numPr>
         <w:spacing w:lineRule="auto" w:line="240" w:beforeAutospacing="1" w:afterAutospacing="1"/>
+        <w:ind w:hanging="0" w:left="0"/>
         <w:outlineLvl w:val="3"/>
         <w:rPr>
           <w:rFonts w:ascii="Times New Roman" w:hAnsi="Times New Roman" w:eastAsia="Times New Roman" w:cs="Times New Roman"/>
@@ -1208,6 +1192,7 @@
           <w:numId w:val="0"/>
         </w:numPr>
         <w:spacing w:lineRule="auto" w:line="240" w:beforeAutospacing="1" w:afterAutospacing="1"/>
+        <w:ind w:hanging="0" w:left="0"/>
         <w:outlineLvl w:val="3"/>
         <w:rPr>
           <w:rFonts w:ascii="Times New Roman" w:hAnsi="Times New Roman" w:eastAsia="Times New Roman" w:cs="Times New Roman"/>
@@ -1305,6 +1290,7 @@
           <w:numId w:val="0"/>
         </w:numPr>
         <w:spacing w:lineRule="auto" w:line="240" w:beforeAutospacing="1" w:afterAutospacing="1"/>
+        <w:ind w:hanging="0" w:left="0"/>
         <w:outlineLvl w:val="3"/>
         <w:rPr>
           <w:rFonts w:ascii="Times New Roman" w:hAnsi="Times New Roman" w:eastAsia="Times New Roman" w:cs="Times New Roman"/>
@@ -1379,6 +1365,7 @@
           <w:numId w:val="0"/>
         </w:numPr>
         <w:spacing w:lineRule="auto" w:line="240" w:beforeAutospacing="1" w:afterAutospacing="1"/>
+        <w:ind w:hanging="0" w:left="0"/>
         <w:outlineLvl w:val="2"/>
         <w:rPr>
           <w:rFonts w:ascii="Times New Roman" w:hAnsi="Times New Roman" w:eastAsia="Times New Roman" w:cs="Times New Roman"/>
@@ -1459,6 +1446,7 @@
           <w:numId w:val="0"/>
         </w:numPr>
         <w:spacing w:lineRule="auto" w:line="240" w:beforeAutospacing="1" w:afterAutospacing="1"/>
+        <w:ind w:hanging="0" w:left="0"/>
         <w:outlineLvl w:val="2"/>
         <w:rPr>
           <w:rFonts w:ascii="Times New Roman" w:hAnsi="Times New Roman" w:eastAsia="Times New Roman" w:cs="Times New Roman"/>
@@ -1537,6 +1525,7 @@
           <w:numId w:val="0"/>
         </w:numPr>
         <w:spacing w:lineRule="auto" w:line="240" w:beforeAutospacing="1" w:afterAutospacing="1"/>
+        <w:ind w:hanging="0" w:left="0"/>
         <w:outlineLvl w:val="2"/>
         <w:rPr>
           <w:rFonts w:ascii="Times New Roman" w:hAnsi="Times New Roman" w:eastAsia="Times New Roman" w:cs="Times New Roman"/>
@@ -1615,6 +1604,7 @@
           <w:numId w:val="0"/>
         </w:numPr>
         <w:spacing w:lineRule="auto" w:line="240" w:beforeAutospacing="1" w:afterAutospacing="1"/>
+        <w:ind w:hanging="0" w:left="0"/>
         <w:outlineLvl w:val="2"/>
         <w:rPr>
           <w:rFonts w:ascii="Times New Roman" w:hAnsi="Times New Roman" w:eastAsia="Times New Roman" w:cs="Times New Roman"/>
@@ -1716,6 +1706,7 @@
           <w:numId w:val="0"/>
         </w:numPr>
         <w:spacing w:lineRule="auto" w:line="240" w:beforeAutospacing="1" w:afterAutospacing="1"/>
+        <w:ind w:hanging="0" w:left="0"/>
         <w:outlineLvl w:val="2"/>
         <w:rPr>
           <w:rFonts w:ascii="Times New Roman" w:hAnsi="Times New Roman" w:eastAsia="Times New Roman" w:cs="Times New Roman"/>
@@ -1794,6 +1785,7 @@
           <w:numId w:val="0"/>
         </w:numPr>
         <w:spacing w:lineRule="auto" w:line="240" w:beforeAutospacing="1" w:afterAutospacing="1"/>
+        <w:ind w:hanging="0" w:left="0"/>
         <w:outlineLvl w:val="2"/>
         <w:rPr>
           <w:rFonts w:ascii="Times New Roman" w:hAnsi="Times New Roman" w:eastAsia="Times New Roman" w:cs="Times New Roman"/>
@@ -2044,6 +2036,7 @@
           <w:numId w:val="0"/>
         </w:numPr>
         <w:spacing w:lineRule="auto" w:line="240" w:beforeAutospacing="1" w:afterAutospacing="1"/>
+        <w:ind w:hanging="0" w:left="0"/>
         <w:outlineLvl w:val="2"/>
         <w:rPr>
           <w:rFonts w:ascii="Times New Roman" w:hAnsi="Times New Roman" w:eastAsia="Times New Roman" w:cs="Times New Roman"/>
@@ -2168,6 +2161,7 @@
           <w:numId w:val="0"/>
         </w:numPr>
         <w:spacing w:lineRule="auto" w:line="240" w:beforeAutospacing="1" w:afterAutospacing="1"/>
+        <w:ind w:hanging="0" w:left="0"/>
         <w:outlineLvl w:val="2"/>
         <w:rPr>
           <w:rFonts w:ascii="Times New Roman" w:hAnsi="Times New Roman" w:eastAsia="Times New Roman" w:cs="Times New Roman"/>
@@ -2292,6 +2286,7 @@
           <w:numId w:val="0"/>
         </w:numPr>
         <w:spacing w:lineRule="auto" w:line="240" w:beforeAutospacing="1" w:afterAutospacing="1"/>
+        <w:ind w:hanging="0" w:left="0"/>
         <w:outlineLvl w:val="3"/>
         <w:rPr>
           <w:rFonts w:ascii="Times New Roman" w:hAnsi="Times New Roman" w:eastAsia="Times New Roman" w:cs="Times New Roman"/>
@@ -2389,6 +2384,7 @@
           <w:numId w:val="0"/>
         </w:numPr>
         <w:spacing w:lineRule="auto" w:line="240" w:beforeAutospacing="1" w:afterAutospacing="1"/>
+        <w:ind w:hanging="0" w:left="0"/>
         <w:outlineLvl w:val="3"/>
         <w:rPr>
           <w:rFonts w:ascii="Times New Roman" w:hAnsi="Times New Roman" w:eastAsia="Times New Roman" w:cs="Times New Roman"/>
@@ -2486,6 +2482,7 @@
           <w:numId w:val="0"/>
         </w:numPr>
         <w:spacing w:lineRule="auto" w:line="240" w:beforeAutospacing="1" w:afterAutospacing="1"/>
+        <w:ind w:hanging="0" w:left="0"/>
         <w:outlineLvl w:val="3"/>
         <w:rPr>
           <w:rFonts w:ascii="Times New Roman" w:hAnsi="Times New Roman" w:eastAsia="Times New Roman" w:cs="Times New Roman"/>
@@ -2583,6 +2580,7 @@
           <w:numId w:val="0"/>
         </w:numPr>
         <w:spacing w:lineRule="auto" w:line="240" w:beforeAutospacing="1" w:afterAutospacing="1"/>
+        <w:ind w:hanging="0" w:left="0"/>
         <w:outlineLvl w:val="3"/>
         <w:rPr>
           <w:rFonts w:ascii="Times New Roman" w:hAnsi="Times New Roman" w:eastAsia="Times New Roman" w:cs="Times New Roman"/>
@@ -2706,7 +2704,7 @@
           <w14:ligatures w14:val="none"/>
         </w:rPr>
       </w:pPr>
-      <w:bookmarkStart w:id="6" w:name="OLE_LINK9"/>
+      <w:bookmarkStart w:id="3" w:name="OLE_LINK9"/>
       <w:r>
         <w:rPr>
           <w:rFonts w:eastAsia="Times New Roman" w:cs="Times New Roman" w:ascii="Times New Roman" w:hAnsi="Times New Roman"/>
@@ -2717,7 +2715,7 @@
         </w:rPr>
         <w:t>Military Personnel Service (MPS) Assistant</w:t>
       </w:r>
-      <w:bookmarkEnd w:id="6"/>
+      <w:bookmarkEnd w:id="3"/>
     </w:p>
     <w:p>
       <w:pPr>
@@ -2727,6 +2725,7 @@
           <w:numId w:val="0"/>
         </w:numPr>
         <w:spacing w:lineRule="auto" w:line="240" w:beforeAutospacing="1" w:afterAutospacing="1"/>
+        <w:ind w:hanging="0" w:left="0"/>
         <w:outlineLvl w:val="3"/>
         <w:rPr>
           <w:rFonts w:ascii="Times New Roman" w:hAnsi="Times New Roman" w:eastAsia="Times New Roman" w:cs="Times New Roman"/>
@@ -2847,6 +2846,7 @@
           <w:numId w:val="0"/>
         </w:numPr>
         <w:spacing w:lineRule="auto" w:line="240" w:beforeAutospacing="1" w:afterAutospacing="1"/>
+        <w:ind w:hanging="0" w:left="0"/>
         <w:outlineLvl w:val="3"/>
         <w:rPr>
           <w:rFonts w:ascii="Times New Roman" w:hAnsi="Times New Roman" w:eastAsia="Times New Roman" w:cs="Times New Roman"/>
@@ -2944,6 +2944,7 @@
           <w:numId w:val="0"/>
         </w:numPr>
         <w:spacing w:lineRule="auto" w:line="240" w:beforeAutospacing="1" w:afterAutospacing="1"/>
+        <w:ind w:hanging="0" w:left="0"/>
         <w:outlineLvl w:val="3"/>
         <w:rPr>
           <w:rFonts w:ascii="Times New Roman" w:hAnsi="Times New Roman" w:eastAsia="Times New Roman" w:cs="Times New Roman"/>
@@ -3087,6 +3088,7 @@
           <w:numId w:val="0"/>
         </w:numPr>
         <w:spacing w:lineRule="auto" w:line="240" w:beforeAutospacing="1" w:afterAutospacing="1"/>
+        <w:ind w:hanging="0" w:left="0"/>
         <w:outlineLvl w:val="3"/>
         <w:rPr>
           <w:rFonts w:ascii="Times New Roman" w:hAnsi="Times New Roman" w:eastAsia="Times New Roman" w:cs="Times New Roman"/>
@@ -3250,6 +3252,7 @@
           <w:numId w:val="0"/>
         </w:numPr>
         <w:spacing w:lineRule="auto" w:line="240" w:beforeAutospacing="1" w:afterAutospacing="1"/>
+        <w:ind w:hanging="0" w:left="0"/>
         <w:outlineLvl w:val="3"/>
         <w:rPr>
           <w:rFonts w:ascii="Times New Roman" w:hAnsi="Times New Roman" w:eastAsia="Times New Roman" w:cs="Times New Roman"/>
@@ -3347,6 +3350,7 @@
           <w:numId w:val="0"/>
         </w:numPr>
         <w:spacing w:lineRule="auto" w:line="240" w:beforeAutospacing="1" w:afterAutospacing="1"/>
+        <w:ind w:hanging="0" w:left="0"/>
         <w:outlineLvl w:val="3"/>
         <w:rPr>
           <w:rFonts w:ascii="Times New Roman" w:hAnsi="Times New Roman" w:eastAsia="Times New Roman" w:cs="Times New Roman"/>
@@ -3444,6 +3448,7 @@
           <w:numId w:val="0"/>
         </w:numPr>
         <w:spacing w:lineRule="auto" w:line="240" w:beforeAutospacing="1" w:afterAutospacing="1"/>
+        <w:ind w:hanging="0" w:left="0"/>
         <w:outlineLvl w:val="3"/>
         <w:rPr>
           <w:rFonts w:ascii="Times New Roman" w:hAnsi="Times New Roman" w:eastAsia="Times New Roman" w:cs="Times New Roman"/>
@@ -3541,6 +3546,7 @@
           <w:numId w:val="0"/>
         </w:numPr>
         <w:spacing w:lineRule="auto" w:line="240" w:beforeAutospacing="1" w:afterAutospacing="1"/>
+        <w:ind w:hanging="0" w:left="0"/>
         <w:outlineLvl w:val="3"/>
         <w:rPr>
           <w:rFonts w:ascii="Times New Roman" w:hAnsi="Times New Roman" w:eastAsia="Times New Roman" w:cs="Times New Roman"/>
@@ -3615,6 +3621,7 @@
           <w:numId w:val="0"/>
         </w:numPr>
         <w:spacing w:lineRule="auto" w:line="240" w:beforeAutospacing="1" w:afterAutospacing="1"/>
+        <w:ind w:hanging="0" w:left="0"/>
         <w:outlineLvl w:val="3"/>
         <w:rPr>
           <w:rFonts w:ascii="Times New Roman" w:hAnsi="Times New Roman" w:eastAsia="Times New Roman" w:cs="Times New Roman"/>
@@ -3712,6 +3719,7 @@
           <w:numId w:val="0"/>
         </w:numPr>
         <w:spacing w:lineRule="auto" w:line="240" w:beforeAutospacing="1" w:afterAutospacing="1"/>
+        <w:ind w:hanging="0" w:left="0"/>
         <w:outlineLvl w:val="3"/>
         <w:rPr>
           <w:rFonts w:ascii="Times New Roman" w:hAnsi="Times New Roman" w:eastAsia="Times New Roman" w:cs="Times New Roman"/>
@@ -3916,7 +3924,6 @@
           <w14:ligatures w14:val="none"/>
         </w:rPr>
       </w:pPr>
-      <w:bookmarkStart w:id="7" w:name="OLE_LINK10"/>
       <w:r>
         <w:rPr>
           <w:rFonts w:eastAsia="Times New Roman" w:cs="Times New Roman" w:ascii="Times New Roman" w:hAnsi="Times New Roman"/>
@@ -4136,12 +4143,12 @@
         <w:spacing w:before="0" w:after="0"/>
         <w:rPr/>
       </w:pPr>
-      <w:bookmarkStart w:id="8" w:name="OLE_LINK10"/>
+      <w:bookmarkStart w:id="4" w:name="OLE_LINK10"/>
       <w:r>
         <w:rPr/>
         <w:t>Organized and maintained shared resources to ensure accessibility and usability.</w:t>
       </w:r>
-      <w:bookmarkEnd w:id="8"/>
+      <w:bookmarkEnd w:id="4"/>
     </w:p>
     <w:p>
       <w:pPr>
@@ -5299,6 +5306,7 @@
           <w:numId w:val="0"/>
         </w:numPr>
         <w:spacing w:lineRule="auto" w:line="240" w:beforeAutospacing="1" w:afterAutospacing="1"/>
+        <w:ind w:hanging="0" w:left="0"/>
         <w:outlineLvl w:val="3"/>
         <w:rPr>
           <w:rFonts w:ascii="Times New Roman" w:hAnsi="Times New Roman" w:eastAsia="Times New Roman" w:cs="Times New Roman"/>
@@ -5419,6 +5427,7 @@
           <w:numId w:val="0"/>
         </w:numPr>
         <w:spacing w:lineRule="auto" w:line="240" w:beforeAutospacing="1" w:afterAutospacing="1"/>
+        <w:ind w:hanging="0" w:left="0"/>
         <w:outlineLvl w:val="3"/>
         <w:rPr>
           <w:rFonts w:ascii="Times New Roman" w:hAnsi="Times New Roman" w:eastAsia="Times New Roman" w:cs="Times New Roman"/>
@@ -5516,6 +5525,7 @@
           <w:numId w:val="0"/>
         </w:numPr>
         <w:spacing w:lineRule="auto" w:line="240" w:beforeAutospacing="1" w:afterAutospacing="1"/>
+        <w:ind w:hanging="0" w:left="0"/>
         <w:outlineLvl w:val="3"/>
         <w:rPr>
           <w:rFonts w:ascii="Times New Roman" w:hAnsi="Times New Roman" w:eastAsia="Times New Roman" w:cs="Times New Roman"/>
@@ -5613,6 +5623,7 @@
           <w:numId w:val="0"/>
         </w:numPr>
         <w:spacing w:lineRule="auto" w:line="240" w:beforeAutospacing="1" w:afterAutospacing="1"/>
+        <w:ind w:hanging="0" w:left="0"/>
         <w:outlineLvl w:val="3"/>
         <w:rPr>
           <w:rFonts w:ascii="Times New Roman" w:hAnsi="Times New Roman" w:eastAsia="Times New Roman" w:cs="Times New Roman"/>
@@ -5710,6 +5721,7 @@
           <w:numId w:val="0"/>
         </w:numPr>
         <w:spacing w:lineRule="auto" w:line="240" w:beforeAutospacing="1" w:afterAutospacing="1"/>
+        <w:ind w:hanging="0" w:left="0"/>
         <w:outlineLvl w:val="3"/>
         <w:rPr>
           <w:rFonts w:ascii="Times New Roman" w:hAnsi="Times New Roman" w:eastAsia="Times New Roman" w:cs="Times New Roman"/>
@@ -5868,6 +5880,7 @@
           <w:numId w:val="0"/>
         </w:numPr>
         <w:spacing w:lineRule="auto" w:line="240" w:beforeAutospacing="1" w:afterAutospacing="1"/>
+        <w:ind w:hanging="0" w:left="0"/>
         <w:outlineLvl w:val="2"/>
         <w:rPr>
           <w:rFonts w:ascii="Times New Roman" w:hAnsi="Times New Roman" w:eastAsia="Times New Roman" w:cs="Times New Roman"/>
@@ -6028,6 +6041,7 @@
           <w:numId w:val="0"/>
         </w:numPr>
         <w:spacing w:lineRule="auto" w:line="240" w:beforeAutospacing="1" w:afterAutospacing="1"/>
+        <w:ind w:hanging="0" w:left="0"/>
         <w:outlineLvl w:val="2"/>
         <w:rPr>
           <w:rFonts w:ascii="Times New Roman" w:hAnsi="Times New Roman" w:eastAsia="Times New Roman" w:cs="Times New Roman"/>
@@ -6129,6 +6143,7 @@
           <w:numId w:val="0"/>
         </w:numPr>
         <w:spacing w:lineRule="auto" w:line="240" w:beforeAutospacing="1" w:afterAutospacing="1"/>
+        <w:ind w:hanging="0" w:left="0"/>
         <w:outlineLvl w:val="2"/>
         <w:rPr>
           <w:rFonts w:ascii="Times New Roman" w:hAnsi="Times New Roman" w:eastAsia="Times New Roman" w:cs="Times New Roman"/>
@@ -6207,6 +6222,7 @@
           <w:numId w:val="0"/>
         </w:numPr>
         <w:spacing w:lineRule="auto" w:line="240" w:beforeAutospacing="1" w:afterAutospacing="1"/>
+        <w:ind w:hanging="0" w:left="0"/>
         <w:outlineLvl w:val="2"/>
         <w:rPr>
           <w:rFonts w:ascii="Times New Roman" w:hAnsi="Times New Roman" w:eastAsia="Times New Roman" w:cs="Times New Roman"/>
@@ -6285,6 +6301,7 @@
           <w:numId w:val="0"/>
         </w:numPr>
         <w:spacing w:lineRule="auto" w:line="240" w:beforeAutospacing="1" w:afterAutospacing="1"/>
+        <w:ind w:hanging="0" w:left="0"/>
         <w:outlineLvl w:val="2"/>
         <w:rPr>
           <w:rFonts w:ascii="Times New Roman" w:hAnsi="Times New Roman" w:eastAsia="Times New Roman" w:cs="Times New Roman"/>
@@ -6363,6 +6380,7 @@
           <w:numId w:val="0"/>
         </w:numPr>
         <w:spacing w:lineRule="auto" w:line="240" w:beforeAutospacing="1" w:afterAutospacing="1"/>
+        <w:ind w:hanging="0" w:left="0"/>
         <w:outlineLvl w:val="2"/>
         <w:rPr>
           <w:rFonts w:ascii="Times New Roman" w:hAnsi="Times New Roman" w:eastAsia="Times New Roman" w:cs="Times New Roman"/>
@@ -6740,7 +6758,7 @@
           <w14:ligatures w14:val="none"/>
         </w:rPr>
       </w:pPr>
-      <w:bookmarkStart w:id="9" w:name="OLE_LINK1"/>
+      <w:bookmarkStart w:id="5" w:name="OLE_LINK1"/>
       <w:r>
         <w:rPr>
           <w:rFonts w:eastAsia="Times New Roman" w:cs="Times New Roman" w:ascii="Times New Roman" w:hAnsi="Times New Roman"/>
@@ -6749,19 +6767,19 @@
         </w:rPr>
         <w:t>CompTIA A+ (In progress – expected 2026)</w:t>
       </w:r>
-      <w:bookmarkEnd w:id="9"/>
-    </w:p>
-    <w:p>
-      <w:pPr>
-        <w:pStyle w:val="Normal"/>
-        <w:spacing w:lineRule="auto" w:line="240" w:before="0" w:after="0"/>
-        <w:rPr>
-          <w:rFonts w:ascii="Times New Roman" w:hAnsi="Times New Roman" w:eastAsia="Times New Roman" w:cs="Times New Roman"/>
-          <w:kern w:val="0"/>
-          <w14:ligatures w14:val="none"/>
-        </w:rPr>
-      </w:pPr>
-      <w:bookmarkStart w:id="10" w:name="OLE_LINK5"/>
+      <w:bookmarkEnd w:id="5"/>
+    </w:p>
+    <w:p>
+      <w:pPr>
+        <w:pStyle w:val="Normal"/>
+        <w:spacing w:lineRule="auto" w:line="240" w:before="0" w:after="0"/>
+        <w:rPr>
+          <w:rFonts w:ascii="Times New Roman" w:hAnsi="Times New Roman" w:eastAsia="Times New Roman" w:cs="Times New Roman"/>
+          <w:kern w:val="0"/>
+          <w14:ligatures w14:val="none"/>
+        </w:rPr>
+      </w:pPr>
+      <w:bookmarkStart w:id="6" w:name="OLE_LINK5"/>
       <w:r>
         <w:rPr>
           <w:rFonts w:eastAsia="Times New Roman" w:cs="Times New Roman" w:ascii="Times New Roman" w:hAnsi="Times New Roman"/>
@@ -6770,7 +6788,7 @@
         </w:rPr>
         <w:t>TS/SCI Security Clearance</w:t>
       </w:r>
-      <w:bookmarkEnd w:id="10"/>
+      <w:bookmarkEnd w:id="6"/>
     </w:p>
     <w:sectPr>
       <w:type w:val="nextPage"/>
@@ -12999,6 +13017,7 @@
     <w:qFormat/>
     <w:pPr>
       <w:widowControl/>
+      <w:suppressAutoHyphens w:val="true"/>
       <w:bidi w:val="0"/>
       <w:spacing w:lineRule="auto" w:line="276" w:before="0" w:after="160"/>
       <w:jc w:val="left"/>
